--- a/Advanced Reactor Materials/Fall2025/Exam2.docx
+++ b/Advanced Reactor Materials/Fall2025/Exam2.docx
@@ -79,7 +79,19 @@
         <w:rPr>
           <w:rFonts w:ascii="Times New Roman" w:eastAsia="Times New Roman" w:hAnsi="Times New Roman" w:cs="Times New Roman"/>
         </w:rPr>
-        <w:t>Please provide your responses to the following questions. Point values indicated expected depth of response.</w:t>
+        <w:t xml:space="preserve">Please provide your responses to the following questions. Point values indicated </w:t>
+      </w:r>
+      <w:r>
+        <w:rPr>
+          <w:rFonts w:ascii="Times New Roman" w:eastAsia="Times New Roman" w:hAnsi="Times New Roman" w:cs="Times New Roman"/>
+        </w:rPr>
+        <w:t xml:space="preserve">the </w:t>
+      </w:r>
+      <w:r>
+        <w:rPr>
+          <w:rFonts w:ascii="Times New Roman" w:eastAsia="Times New Roman" w:hAnsi="Times New Roman" w:cs="Times New Roman"/>
+        </w:rPr>
+        <w:t>expected depth of response.</w:t>
       </w:r>
     </w:p>
     <w:p>
